--- a/examples/docx/rich.docx
+++ b/examples/docx/rich.docx
@@ -1,11 +1,114 @@
 
-<file path=word/document.xml><?xml version="1.0"?><w:document xmlns:w="http://schemas.openxmlformats.org/wordprocessingml/2006/main" xmlns:r="http://schemas.openxmlformats.org/officeDocument/2006/relationships" xmlns:dgm="http://schemas.openxmlformats.org/drawingml/2006/diagram" xmlns:a="http://schemas.openxmlformats.org/drawingml/2006/main" xmlns:wps="http://schemas.microsoft.com/office/word/2010/wordprocessingShape" xmlns:m="http://schemas.openxmlformats.org/officeDocument/2006/math" xmlns:a="http://schemas.openxmlformats.org/drawingml/2006/main" xmlns:o="urn:schemas-microsoft-com:office:office"><w:body><w:p><w:pPr><w:pStyle w:val="Heading1"/></w:pPr><w:r><w:t>产品评审报告</w:t></w:r></w:p><w:p><w:r><w:t>本报告汇总评审结论、关键公式与流程图,供后续验收引用。</w:t></w:r></w:p><w:p><w:r><w:t>能量换算关系:</w:t></w:r><m:oMath><m:sSup><m:e><m:r><m:t>E</m:t></m:r></m:e><m:sup><m:r><m:t>2</m:t></m:r></m:sup></m:sSup><m:r><m:t>=</m:t></m:r><m:r><m:t>mc</m:t></m:r></m:oMath></w:p><w:p><w:r><w:drawing><dgm:relIds r:dm="rIdDiagram"/></w:drawing></w:r></w:p><w:p><w:r><w:drawing><wps:wsp><wps:spPr><a:prstTxWarp prst="textArchUp"/></wps:spPr><wps:txbx><a:p><a:r><a:t>年度规划</a:t></a:r></a:p></wps:txbx></wps:wsp></w:drawing></w:r></w:p><w:p><w:r><w:object><o:OLEObject r:id="rIdOle" ProgID="Excel.Sheet.12"/></w:object></w:r></w:p></w:body></w:document>
+<file path=word/document.xml><?xml version="1.0" encoding="utf-8"?>
+<w:document xmlns:w="http://schemas.openxmlformats.org/wordprocessingml/2006/main" xmlns:r="http://schemas.openxmlformats.org/officeDocument/2006/relationships" xmlns:dgm="http://schemas.openxmlformats.org/drawingml/2006/diagram" xmlns:a="http://schemas.openxmlformats.org/drawingml/2006/main" xmlns:wps="http://schemas.microsoft.com/office/word/2010/wordprocessingShape" xmlns:m="http://schemas.openxmlformats.org/officeDocument/2006/math" xmlns:o="urn:schemas-microsoft-com:office:office">
+  <w:body>
+    <w:p>
+      <w:pPr>
+        <w:pStyle w:val="Heading1"/>
+      </w:pPr>
+      <w:r>
+        <w:t>产品评审报告</w:t>
+      </w:r>
+    </w:p>
+    <w:p>
+      <w:r>
+        <w:t>本报告汇总评审结论、关键公式与流程图,供后续验收引用。</w:t>
+      </w:r>
+    </w:p>
+    <w:p>
+      <w:r>
+        <w:t>能量换算关系:</w:t>
+      </w:r>
+      <m:oMath>
+        <m:sSup>
+          <m:e>
+            <m:r>
+              <m:t>E</m:t>
+            </m:r>
+          </m:e>
+          <m:sup>
+            <m:r>
+              <m:t>2</m:t>
+            </m:r>
+          </m:sup>
+        </m:sSup>
+        <m:r>
+          <m:t>=</m:t>
+        </m:r>
+        <m:r>
+          <m:t>mc</m:t>
+        </m:r>
+      </m:oMath>
+    </w:p>
+    <w:p>
+      <w:r>
+        <w:drawing>
+          <dgm:relIds r:dm="rIdDiagram" r:lo="rIdLayout" r:qs="rIdQuickStyle" r:cs="rIdColors"/>
+        </w:drawing>
+      </w:r>
+    </w:p>
+    <w:p>
+      <w:r>
+        <w:drawing>
+          <wps:wsp>
+            <wps:spPr>
+              <a:prstTxWarp prst="textArchUp"/>
+            </wps:spPr>
+            <wps:txbx>
+              <a:p>
+                <a:r>
+                  <a:t>年度规划</a:t>
+                </a:r>
+              </a:p>
+            </wps:txbx>
+          </wps:wsp>
+        </w:drawing>
+      </w:r>
+    </w:p>
+    <w:p>
+      <w:r>
+        <w:object>
+          <o:OLEObject r:id="rIdOle" ProgID="Excel.Sheet.12"/>
+        </w:object>
+      </w:r>
+    </w:p>
+  </w:body>
+</w:document>
+</file>
+
+<file path=word/styles.xml><?xml version="1.0" encoding="utf-8"?>
+<w:styles xmlns:w="http://schemas.openxmlformats.org/wordprocessingml/2006/main">
+  <w:style w:type="paragraph" w:styleId="Heading1">
+    <w:name w:val="heading 1"/>
+    <w:pPr>
+      <w:spacing w:before="240" w:after="120"/>
+    </w:pPr>
+    <w:rPr>
+      <w:b/>
+      <w:sz w:val="44"/>
+      <w:szCs w:val="44"/>
+    </w:rPr>
+  </w:style>
+  <w:style w:type="paragraph" w:styleId="Normal" w:default="1">
+    <w:rPr>
+      <w:sz w:val="24"/>
+    </w:rPr>
+  </w:style>
+</w:styles>
+</file>
+
+<file path=word/diagrams/colors1.xml><?xml version="1.0" encoding="utf-8"?>
+<dgm:colorsDef xmlns:dgm="http://schemas.openxmlformats.org/drawingml/2006/diagram" uniqueId="urn:accent1">
+  <dgm:catLst>
+    <dgm:cat type="accent1" pri="11200"/>
+  </dgm:catLst>
+</dgm:colorsDef>
 </file>
 
 <file path=word/diagrams/data1.xml><?xml version="1.0" encoding="utf-8"?>
 <dgm:dataModel xmlns:dgm="http://schemas.openxmlformats.org/drawingml/2006/diagram" xmlns:a="http://schemas.openxmlformats.org/drawingml/2006/main">
   <dgm:ptLst>
-    <dgm:pt>
+    <dgm:pt modelId="1">
       <dgm:t>
         <a:p>
           <a:r>
@@ -14,7 +117,7 @@
         </a:p>
       </dgm:t>
     </dgm:pt>
-    <dgm:pt>
+    <dgm:pt modelId="2">
       <dgm:t>
         <a:p>
           <a:r>
@@ -23,7 +126,7 @@
         </a:p>
       </dgm:t>
     </dgm:pt>
-    <dgm:pt>
+    <dgm:pt modelId="3">
       <dgm:t>
         <a:p>
           <a:r>
@@ -33,5 +136,25 @@
       </dgm:t>
     </dgm:pt>
   </dgm:ptLst>
+  <dgm:cxnLst>
+    <dgm:cxn modelId="c1" srcId="1" destId="2" srcOrd="0" destOrd="0"/>
+    <dgm:cxn modelId="c2" srcId="2" destId="3" srcOrd="0" destOrd="0"/>
+  </dgm:cxnLst>
 </dgm:dataModel>
+</file>
+
+<file path=word/diagrams/layout1.xml><?xml version="1.0" encoding="utf-8"?>
+<dgm:layoutDef xmlns:dgm="http://schemas.openxmlformats.org/drawingml/2006/diagram" uniqueId="urn:layout/process">
+  <dgm:catLst>
+    <dgm:cat type="process" pri="1000"/>
+  </dgm:catLst>
+</dgm:layoutDef>
+</file>
+
+<file path=word/diagrams/quickStyle1.xml><?xml version="1.0" encoding="utf-8"?>
+<dgm:styleDef xmlns:dgm="http://schemas.openxmlformats.org/drawingml/2006/diagram" uniqueId="urn:simple1">
+  <dgm:catLst>
+    <dgm:cat type="simple" pri="10100"/>
+  </dgm:catLst>
+</dgm:styleDef>
 </file>